--- a/보고서제출용/오픈소스기초 제안서 및 보고서 2.docx
+++ b/보고서제출용/오픈소스기초 제안서 및 보고서 2.docx
@@ -888,7 +888,6 @@
             <w:pPr>
               <w:jc w:val="left"/>
               <w:rPr>
-                <w:rFonts w:hint="eastAsia"/>
                 <w:b/>
                 <w:color w:val="0000FF"/>
               </w:rPr>
@@ -1185,8 +1184,10 @@
           </w:p>
           <w:p>
             <w:pPr>
+              <w:ind w:firstLineChars="100" w:firstLine="200"/>
               <w:jc w:val="left"/>
               <w:rPr>
+                <w:rFonts w:hint="eastAsia"/>
                 <w:color w:val="000000" w:themeColor="text1"/>
               </w:rPr>
             </w:pPr>
@@ -1217,11 +1218,47 @@
                 <w:rFonts w:hint="eastAsia"/>
                 <w:color w:val="000000" w:themeColor="text1"/>
               </w:rPr>
-              <w:t xml:space="preserve"> 라이브러리 기술을 활용하여 HTML 문서를 파싱하고 원하는 텍스트 및 링크 정보를 추출한다.</w:t>
+              <w:t xml:space="preserve"> 라이브러리 기술을 활용하여 </w:t>
+            </w:r>
+            <w:r>
+              <w:rPr>
+                <w:rFonts w:hint="eastAsia"/>
+                <w:color w:val="000000" w:themeColor="text1"/>
+              </w:rPr>
+              <w:t xml:space="preserve">웹사이트의 </w:t>
+            </w:r>
+            <w:r>
+              <w:rPr>
+                <w:rFonts w:hint="eastAsia"/>
+                <w:color w:val="000000" w:themeColor="text1"/>
+              </w:rPr>
+              <w:t xml:space="preserve">HTML 문서를 </w:t>
+            </w:r>
+            <w:r>
+              <w:rPr>
+                <w:rFonts w:hint="eastAsia"/>
+                <w:color w:val="000000" w:themeColor="text1"/>
+              </w:rPr>
+              <w:t>수집</w:t>
+            </w:r>
+            <w:r>
+              <w:rPr>
+                <w:rFonts w:hint="eastAsia"/>
+                <w:color w:val="000000" w:themeColor="text1"/>
+              </w:rPr>
+              <w:t>하고 원하는 텍스트 및 링크 정보를 추출한다.</w:t>
+            </w:r>
+            <w:r>
+              <w:rPr>
+                <w:rFonts w:hint="eastAsia"/>
+                <w:color w:val="000000" w:themeColor="text1"/>
+              </w:rPr>
+              <w:t xml:space="preserve"> 이를 통해 게시글의 제목, 작성일, 본문 URL 등 필요한 핵심 데이터만을 정교하게 추려내어 가공한다.</w:t>
             </w:r>
           </w:p>
           <w:p>
             <w:pPr>
+              <w:ind w:firstLineChars="100" w:firstLine="200"/>
               <w:jc w:val="left"/>
               <w:rPr>
                 <w:color w:val="000000" w:themeColor="text1"/>
@@ -1241,11 +1278,26 @@
                 <w:rFonts w:hint="eastAsia"/>
                 <w:color w:val="000000" w:themeColor="text1"/>
               </w:rPr>
-              <w:t xml:space="preserve"> 서버와 연동하여 봇 계정을 생성하고 특정 이벤트나 시간에 맞춰 메시지를 전송하는 비동기 통신을 구현한다.</w:t>
+              <w:t xml:space="preserve"> 서버와 연동하여 봇 계정을 생성하</w:t>
+            </w:r>
+            <w:r>
+              <w:rPr>
+                <w:rFonts w:hint="eastAsia"/>
+                <w:color w:val="000000" w:themeColor="text1"/>
+              </w:rPr>
+              <w:t>여 서버 및 채널과 연동한다. 데이터 수집 및 메시지 전송 과정에서 프로그램이 정지하지 않고 효율적으로 작동할 수 있도록</w:t>
+            </w:r>
+            <w:r>
+              <w:rPr>
+                <w:rFonts w:hint="eastAsia"/>
+                <w:color w:val="000000" w:themeColor="text1"/>
+              </w:rPr>
+              <w:t xml:space="preserve"> 특정 이벤트나 시간에 맞춰 메시지를 전송하는 비동기 통신을 구현한다.</w:t>
             </w:r>
           </w:p>
           <w:p>
             <w:pPr>
+              <w:ind w:firstLineChars="100" w:firstLine="200"/>
               <w:jc w:val="left"/>
               <w:rPr>
                 <w:color w:val="000000" w:themeColor="text1"/>
@@ -1258,6 +1310,13 @@
               </w:rPr>
               <w:t xml:space="preserve">스케줄러 등의 오픈소스 라이브러리를 통해 일정 주기로 </w:t>
             </w:r>
+            <w:r>
+              <w:rPr>
+                <w:rFonts w:hint="eastAsia"/>
+                <w:color w:val="000000" w:themeColor="text1"/>
+              </w:rPr>
+              <w:t xml:space="preserve">웹 </w:t>
+            </w:r>
             <w:proofErr w:type="spellStart"/>
             <w:r>
               <w:rPr>
@@ -1272,13 +1331,36 @@
                 <w:rFonts w:hint="eastAsia"/>
                 <w:color w:val="000000" w:themeColor="text1"/>
               </w:rPr>
-              <w:t xml:space="preserve"> 코드가 자동으로 실행되도록 제어한다.</w:t>
+              <w:t xml:space="preserve"> </w:t>
+            </w:r>
+            <w:r>
+              <w:rPr>
+                <w:rFonts w:hint="eastAsia"/>
+                <w:color w:val="000000" w:themeColor="text1"/>
+              </w:rPr>
+              <w:t>모듈이</w:t>
+            </w:r>
+            <w:r>
+              <w:rPr>
+                <w:rFonts w:hint="eastAsia"/>
+                <w:color w:val="000000" w:themeColor="text1"/>
+              </w:rPr>
+              <w:t xml:space="preserve"> 자동으로 실행되도록 제어한다.</w:t>
+            </w:r>
+            <w:r>
+              <w:rPr>
+                <w:rFonts w:hint="eastAsia"/>
+                <w:color w:val="000000" w:themeColor="text1"/>
+              </w:rPr>
+              <w:t xml:space="preserve"> 이를 통해 사용자나 관리자가 별도로 개입하지 않아도 24시간 연속으로 웹사이트의 변경 사항을 감시할 수 있는 자동화 환경을 구축한다.</w:t>
             </w:r>
           </w:p>
           <w:p>
             <w:pPr>
+              <w:ind w:firstLineChars="100" w:firstLine="200"/>
               <w:jc w:val="left"/>
               <w:rPr>
+                <w:rFonts w:hint="eastAsia"/>
                 <w:color w:val="000000" w:themeColor="text1"/>
               </w:rPr>
             </w:pPr>
@@ -1287,7 +1369,14 @@
                 <w:rFonts w:hint="eastAsia"/>
                 <w:color w:val="000000" w:themeColor="text1"/>
               </w:rPr>
-              <w:t xml:space="preserve">초기 단계에는 단일 웹페이지의 텍스트를 긁어오는 기본 기능을 구현하고 이후 예외 처리 코드를 보완한다. 최종적으로 </w:t>
+              <w:t>초기 단계에는</w:t>
+            </w:r>
+            <w:r>
+              <w:rPr>
+                <w:rFonts w:hint="eastAsia"/>
+                <w:color w:val="000000" w:themeColor="text1"/>
+              </w:rPr>
+              <w:t xml:space="preserve"> 알림 대상이 되는 웹페이지의 HTML 구조와 태그 형태를 분석하고 데이터 수집 코드의 기반을 구축한다. 이후 주기적으로 데이터를 끌어올 때 이전 수집 기록에 없는 새로운 정보가 감지될 때만 데이터베이스를 업데이트하고 알림 엔진으로 전달한다. </w:t>
             </w:r>
             <w:proofErr w:type="spellStart"/>
             <w:r>
@@ -1295,7 +1384,7 @@
                 <w:rFonts w:hint="eastAsia"/>
                 <w:color w:val="000000" w:themeColor="text1"/>
               </w:rPr>
-              <w:t>깃허브에</w:t>
+              <w:t>디스코드</w:t>
             </w:r>
             <w:proofErr w:type="spellEnd"/>
             <w:r>
@@ -1303,7 +1392,7 @@
                 <w:rFonts w:hint="eastAsia"/>
                 <w:color w:val="000000" w:themeColor="text1"/>
               </w:rPr>
-              <w:t xml:space="preserve"> 소스 코드를 공개하여 다른 사용자가 쉽게 자신의 목적에 맞게 사용할 수 있도록 </w:t>
+              <w:t xml:space="preserve"> 라이브러리를 사용하여 </w:t>
             </w:r>
             <w:proofErr w:type="spellStart"/>
             <w:r>
@@ -1311,7 +1400,7 @@
                 <w:rFonts w:hint="eastAsia"/>
                 <w:color w:val="000000" w:themeColor="text1"/>
               </w:rPr>
-              <w:t>커스텀할</w:t>
+              <w:t>디스코드</w:t>
             </w:r>
             <w:proofErr w:type="spellEnd"/>
             <w:r>
@@ -1319,7 +1408,63 @@
                 <w:rFonts w:hint="eastAsia"/>
                 <w:color w:val="000000" w:themeColor="text1"/>
               </w:rPr>
-              <w:t xml:space="preserve"> 수 있게 만든다.</w:t>
+              <w:t xml:space="preserve"> 봇 계정과 서버 채널을 연동한다. 새롭게 감지된 정보를 가독성이 높은 메신저 </w:t>
+            </w:r>
+            <w:proofErr w:type="spellStart"/>
+            <w:r>
+              <w:rPr>
+                <w:rFonts w:hint="eastAsia"/>
+                <w:color w:val="000000" w:themeColor="text1"/>
+              </w:rPr>
+              <w:t>임베드</w:t>
+            </w:r>
+            <w:proofErr w:type="spellEnd"/>
+            <w:r>
+              <w:rPr>
+                <w:rFonts w:hint="eastAsia"/>
+                <w:color w:val="000000" w:themeColor="text1"/>
+              </w:rPr>
+              <w:t xml:space="preserve"> 카드 형태로 포맷한 뒤 지정된 </w:t>
+            </w:r>
+            <w:proofErr w:type="spellStart"/>
+            <w:r>
+              <w:rPr>
+                <w:rFonts w:hint="eastAsia"/>
+                <w:color w:val="000000" w:themeColor="text1"/>
+              </w:rPr>
+              <w:t>디스코드</w:t>
+            </w:r>
+            <w:proofErr w:type="spellEnd"/>
+            <w:r>
+              <w:rPr>
+                <w:rFonts w:hint="eastAsia"/>
+                <w:color w:val="000000" w:themeColor="text1"/>
+              </w:rPr>
+              <w:t xml:space="preserve"> 채널로 실시간 푸시 알림을 전송한다. 완성된 소스코드는 </w:t>
+            </w:r>
+            <w:proofErr w:type="spellStart"/>
+            <w:r>
+              <w:rPr>
+                <w:rFonts w:hint="eastAsia"/>
+                <w:color w:val="000000" w:themeColor="text1"/>
+              </w:rPr>
+              <w:t>깃허브</w:t>
+            </w:r>
+            <w:proofErr w:type="spellEnd"/>
+            <w:r>
+              <w:rPr>
+                <w:rFonts w:hint="eastAsia"/>
+                <w:color w:val="000000" w:themeColor="text1"/>
+              </w:rPr>
+              <w:t xml:space="preserve"> 저장소에 세팅하여 오픈소스로 공개한다. API 키 및 설정 정보는 환경 변수 파일로 분리하고 상세한 README 문서를 작성하여 다른 사용자가 자신의 목적에 </w:t>
+            </w:r>
+            <w:r>
+              <w:rPr>
+                <w:rFonts w:hint="eastAsia"/>
+                <w:color w:val="000000" w:themeColor="text1"/>
+              </w:rPr>
+              <w:lastRenderedPageBreak/>
+              <w:t>맞도록 손쉽게 코드를 수정하여 사용할 수 있도록 지원한다.</w:t>
             </w:r>
           </w:p>
         </w:tc>
@@ -1488,7 +1633,6 @@
         <w:rPr>
           <w:color w:val="0000FF"/>
         </w:rPr>
-        <w:lastRenderedPageBreak/>
         <w:t xml:space="preserve">* </w:t>
       </w:r>
       <w:r>
